--- a/tests/org.obeonetwork.m2doc.tests/resources/linkServices/asBookmarkSectionRefNoBookmark/asBookmarkSectionRefNoBookmark-expected-generation.docx
+++ b/tests/org.obeonetwork.m2doc.tests/resources/linkServices/asBookmarkSectionRefNoBookmark/asBookmarkSectionRefNoBookmark-expected-generation.docx
@@ -48,23 +48,23 @@
         <w:t>dangling reference for bookmark Art1</w:t>
       </w:r>
       <w:r/>
-      <w:r w:rsidR="10337B589BD7BB077FC63341B4181B51">
+      <w:r w:rsidR="79E69BC4396E4F4AAA4A687408379E5C">
         <w:fldChar w:fldCharType="begin"/>
       </w:r>
-      <w:r w:rsidR="10337B589BD7BB077FC63341B4181B51">
+      <w:r w:rsidR="79E69BC4396E4F4AAA4A687408379E5C">
         <w:instrText xml:space="preserve"> REF Art1 \n \h </w:instrText>
       </w:r>
-      <w:r w:rsidR="10337B589BD7BB077FC63341B4181B51">
+      <w:r w:rsidR="79E69BC4396E4F4AAA4A687408379E5C">
         <w:fldChar w:fldCharType="separate"/>
       </w:r>
-      <w:r w:rsidR="10337B589BD7BB077FC63341B4181B51">
+      <w:r w:rsidR="79E69BC4396E4F4AAA4A687408379E5C">
         <w:rPr>
           <w:noProof/>
           <w:b w:val="on"/>
         </w:rPr>
         <w:t xsi:nil="true"/>
       </w:r>
-      <w:r w:rsidR="10337B589BD7BB077FC63341B4181B51">
+      <w:r w:rsidR="79E69BC4396E4F4AAA4A687408379E5C">
         <w:fldChar w:fldCharType="end"/>
       </w:r>
     </w:p>

--- a/tests/org.obeonetwork.m2doc.tests/resources/linkServices/asBookmarkSectionRefNoBookmark/asBookmarkSectionRefNoBookmark-expected-generation.docx
+++ b/tests/org.obeonetwork.m2doc.tests/resources/linkServices/asBookmarkSectionRefNoBookmark/asBookmarkSectionRefNoBookmark-expected-generation.docx
@@ -48,23 +48,23 @@
         <w:t>dangling reference for bookmark Art1</w:t>
       </w:r>
       <w:r/>
-      <w:r w:rsidR="10337B589BD7BB077FC63341B4181B51">
+      <w:r w:rsidR="4DE721E6ADF148AEBAB12F4DF6AA921B">
         <w:fldChar w:fldCharType="begin"/>
       </w:r>
-      <w:r w:rsidR="10337B589BD7BB077FC63341B4181B51">
+      <w:r w:rsidR="4DE721E6ADF148AEBAB12F4DF6AA921B">
         <w:instrText xml:space="preserve"> REF Art1 \n \h </w:instrText>
       </w:r>
-      <w:r w:rsidR="10337B589BD7BB077FC63341B4181B51">
+      <w:r w:rsidR="4DE721E6ADF148AEBAB12F4DF6AA921B">
         <w:fldChar w:fldCharType="separate"/>
       </w:r>
-      <w:r w:rsidR="10337B589BD7BB077FC63341B4181B51">
+      <w:r w:rsidR="4DE721E6ADF148AEBAB12F4DF6AA921B">
         <w:rPr>
           <w:noProof/>
           <w:b w:val="on"/>
         </w:rPr>
         <w:t xsi:nil="true"/>
       </w:r>
-      <w:r w:rsidR="10337B589BD7BB077FC63341B4181B51">
+      <w:r w:rsidR="4DE721E6ADF148AEBAB12F4DF6AA921B">
         <w:fldChar w:fldCharType="end"/>
       </w:r>
     </w:p>
